--- a/chapters/right-livelihood/chapter-preprint.docx
+++ b/chapters/right-livelihood/chapter-preprint.docx
@@ -151,7 +151,7 @@
           <w:color w:val="888888"/>
           <w:sz w:val="18"/>
         </w:rPr>
-        <w:t>on the theme of  right livelihood</w:t>
+        <w:t>on the theme of  right livelihood (samma ajiva)</w:t>
       </w:r>
     </w:p>
     <w:p>
